--- a/assets/input/1906/1906.docx
+++ b/assets/input/1906/1906.docx
@@ -27524,7 +27524,7 @@
           <w:szCs w:val="23"/>
           <w:rtl w:val="0"/>
         </w:rPr>
-        <w:t xml:space="preserve"> (a lovely little Gothic church).Then to </w:t>
+        <w:t xml:space="preserve"> (a lovely little Gothic church). Then to San Valentino</w:t>
       </w:r>
       <w:r>
         <w:rPr>
@@ -27535,7 +27535,6 @@
           <w:u w:val="single"/>
           <w:rtl w:val="0"/>
         </w:rPr>
-        <w:t xml:space="preserve">San Valentino</w:t>
       </w:r>
       <w:r>
         <w:rPr>

--- a/assets/input/1906/1906.docx
+++ b/assets/input/1906/1906.docx
@@ -3086,7 +3086,7 @@
           <w:szCs w:val="23"/>
           <w:rtl w:val="0"/>
         </w:rPr>
-        <w:t xml:space="preserve">Settled in. Called on Maud Cruttwell who had the crazy idea of founding a paper to glorify B.B.! Sat on the scheme.Bernhard called on the Contessa D’Orsay, and enjoyed Prince Lichtenstein and Mme. Narischkine. The Serristori came in and was </w:t>
+        <w:t xml:space="preserve">Settled in. Called on Maud Cruttwell who had the crazy idea of founding a paper to glorify B.B.! Sat on the scheme. Bernhard called on the Contessa D’Orsay, and enjoyed Prince Lichtenstein and Mme. Narischkine. The Serristori came in and was </w:t>
       </w:r>
       <w:r>
         <w:rPr>
@@ -3466,7 +3466,7 @@
           <w:szCs w:val="23"/>
           <w:rtl w:val="0"/>
         </w:rPr>
-        <w:t xml:space="preserve">Worked in morning. B.B. preparing for an article on Yerkes’ Collection.Placci came to lunch, with a letter from Vernon Lee asking him to read an article of hers (in proof) about the aesthetics of music - an attempt to pick his brains. He insisted on reading it to us. It was awfully poor and trite.</w:t>
+        <w:t>Worked in morning. B.B. preparing for an article on Yerkes’ Collection. Placci came to lunch, with a letter from Vernon Lee asking him to read an article of hers (in proof) about the aesthetics of music - an attempt to pick his brains. He insisted on reading it to us. It was awfully poor and trite.</w:t>
       </w:r>
       <w:r>
         <w:rPr>
@@ -5382,7 +5382,7 @@
           <w:szCs w:val="23"/>
           <w:rtl w:val="0"/>
         </w:rPr>
-        <w:t xml:space="preserve">Called on the Strozzis at 3 - she is rather agreeable.Then had a very dull tea with Placcis, and B.B. called on Agnes. He objected to my Easter plans.</w:t>
+        <w:t>Called on the Strozzis at 3 - she is rather agreeable. Then had a very dull tea with Placcis, and B.B. called on Agnes. He objected to my Easter plans.</w:t>
       </w:r>
       <w:r>
         <w:rPr>
@@ -5799,7 +5799,7 @@
           <w:szCs w:val="23"/>
           <w:rtl w:val="0"/>
         </w:rPr>
-        <w:t xml:space="preserve">R.Fry, Guido Cagnola.</w:t>
+        <w:t>R. Fry, Guido Cagnola.</w:t>
       </w:r>
       <w:r>
         <w:rPr>
@@ -9575,7 +9575,7 @@
           <w:szCs w:val="23"/>
           <w:rtl w:val="0"/>
         </w:rPr>
-        <w:t xml:space="preserve">Villa Linda and arranged with the owner Conte Pepoli to take it.Called on Mrs. Ross.</w:t>
+        <w:t>Villa Linda and arranged with the owner Conte Pepoli to take it. Called on Mrs. Ross.</w:t>
       </w:r>
       <w:r>
         <w:rPr>
@@ -15745,7 +15745,7 @@
           <w:szCs w:val="23"/>
           <w:rtl w:val="0"/>
         </w:rPr>
-        <w:t xml:space="preserve">Motored to Pienza and saw that. On to Siena, with a jolly breakdown.Lunch at Siena. Took boys to Poggibonsi, where they went to San Gimignano, and we came home.</w:t>
+        <w:t>Motored to Pienza and saw that. On to Siena, with a jolly breakdown. Lunch at Siena. Took boys to Poggibonsi, where they went to San Gimignano, and we came home.</w:t>
       </w:r>
       <w:r>
         <w:rPr>
@@ -29363,7 +29363,7 @@
           <w:szCs w:val="23"/>
           <w:rtl w:val="0"/>
         </w:rPr>
-        <w:t xml:space="preserve">Bernhard feeling like the old scratch, full of neuralgia, and I feeling under weather.Hutchins had operation for rupture, it went off well. Stein called. I did more volumes of </w:t>
+        <w:t xml:space="preserve">Bernhard feeling like the old scratch, full of neuralgia, and I feeling under weather. Hutchins had operation for rupture, it went off well. Stein called. I did more volumes of </w:t>
       </w:r>
       <w:r>
         <w:rPr>
@@ -30255,7 +30255,7 @@
           <w:szCs w:val="23"/>
           <w:rtl w:val="0"/>
         </w:rPr>
-        <w:t xml:space="preserve">Academy. Called on Jo Robinson.Took 2 o’clock train and reached here at 9.</w:t>
+        <w:t>Academy. Called on Jo Robinson. Took 2 o’clock train and reached here at 9.</w:t>
       </w:r>
       <w:r>
         <w:rPr>
@@ -32707,7 +32707,7 @@
           <w:szCs w:val="23"/>
           <w:rtl w:val="0"/>
         </w:rPr>
-        <w:t xml:space="preserve">Train to Vienna 2.30-9.40.</w:t>
+        <w:t xml:space="preserve">Train to Vienna 2.30-9.40. </w:t>
       </w:r>
       <w:r>
         <w:rPr>
@@ -38692,7 +38692,7 @@
           <w:szCs w:val="23"/>
           <w:rtl w:val="0"/>
         </w:rPr>
-        <w:t xml:space="preserve">  Wrote Florence Reynolds, Emily, Algar Thorold, Christina Bremmer, Scott, B.B., Triulzi, Avv.Venturi, Janet Dodge.</w:t>
+        <w:t xml:space="preserve">  Wrote Florence Reynolds, Emily, Algar Thorold, Christina Bremmer, Scott, B.B., Triulzi, Avv. Venturi, Janet Dodge.</w:t>
       </w:r>
     </w:p>
     <w:p>
@@ -47910,7 +47910,7 @@
           <w:szCs w:val="23"/>
           <w:rtl w:val="0"/>
         </w:rPr>
-        <w:t xml:space="preserve">Alys and Logan came up.Karin still sick from chloroform.</w:t>
+        <w:t>Alys and Logan came up. Karin still sick from chloroform.</w:t>
       </w:r>
       <w:r>
         <w:rPr>
